--- a/paper/preprints/RAGWarrant_ArXiv_Preprint_v0.1.1-rc1_revised.docx
+++ b/paper/preprints/RAGWarrant_ArXiv_Preprint_v0.1.1-rc1_revised.docx
@@ -4109,7 +4109,7 @@
         <w:pStyle w:val="BodyText"/>
       </w:pPr>
       <w:r>
-        <w:t>Representative artifact pointers for Table 4 are retained in the public tree rather than reproduced as raw data. The strongest CRAG mock-API result is associated with run_id ragtune_crag_mock_api_validation_v1_20260809-165415-92d8c0edd4; supporting summaries include results/behavioral_governance/paper_ready_summary.md, results/multi_dataset_behavioral_governance/paper_ready_summary.md, results/generative_llm_validation/synthesis_report.md, docs/selector_ablation_stress_v2.md, results/claim_status/claim_status_table.csv, and the canonical results/run_index.csv.</w:t>
+        <w:t>Representative artifact pointers for Table 4 are retained in the public tree rather than reproduced as raw data. The strongest CRAG mock-API result is associated with run_id ragwarrant_crag_mock_api_validation_v1_20260809-165415-92d8c0edd4; supporting summaries include results/behavioral_governance/paper_ready_summary.md, results/multi_dataset_behavioral_governance/paper_ready_summary.md, results/generative_llm_validation/synthesis_report.md, docs/selector_ablation_stress_v2.md, results/claim_status/claim_status_table.csv, and the canonical results/run_index.csv.</w:t>
       </w:r>
     </w:p>
     <w:p>
